--- a/thesis.docx
+++ b/thesis.docx
@@ -207,25 +207,7 @@
           <w:szCs w:val="28"/>
           <w:lang w:val="en-IN"/>
         </w:rPr>
-        <w:t>MASTER</w:t>
-      </w:r>
-      <w:r>
-        <w:rPr>
-          <w:rFonts w:cs="Times New Roman"/>
-          <w:sz w:val="28"/>
-          <w:szCs w:val="28"/>
-          <w:lang w:val="en-IN"/>
-        </w:rPr>
-        <w:t xml:space="preserve"> </w:t>
-      </w:r>
-      <w:r>
-        <w:rPr>
-          <w:rFonts w:cs="Times New Roman"/>
-          <w:sz w:val="28"/>
-          <w:szCs w:val="28"/>
-          <w:lang w:val="en-IN"/>
-        </w:rPr>
-        <w:t>THESIS</w:t>
+        <w:t>MASTER THESIS</w:t>
       </w:r>
       <w:r>
         <w:rPr>
@@ -677,14 +659,7 @@
           <w:rFonts w:cs="Times New Roman"/>
           <w:lang w:val="en-IN"/>
         </w:rPr>
-        <w:t>ral Sciences and Materials Engineering</w:t>
-      </w:r>
-      <w:r>
-        <w:rPr>
-          <w:rFonts w:cs="Times New Roman"/>
-          <w:lang w:val="en-IN"/>
-        </w:rPr>
-        <w:t xml:space="preserve"> MNTF</w:t>
+        <w:t>ral Sciences and Materials Engineering MNTF</w:t>
       </w:r>
     </w:p>
     <w:p>
@@ -701,14 +676,7 @@
           <w:rFonts w:cs="Times New Roman"/>
           <w:lang w:val="en-IN"/>
         </w:rPr>
-        <w:t>Institute of Materials Resource Management</w:t>
-      </w:r>
-      <w:r>
-        <w:rPr>
-          <w:rFonts w:cs="Times New Roman"/>
-          <w:lang w:val="en-IN"/>
-        </w:rPr>
-        <w:t xml:space="preserve"> MRM</w:t>
+        <w:t>Institute of Materials Resource Management MRM</w:t>
       </w:r>
     </w:p>
     <w:p>
@@ -908,32 +876,7 @@
           <w:rFonts w:cs="Times New Roman"/>
           <w:lang w:val="en-IN"/>
         </w:rPr>
-        <w:t xml:space="preserve">Date of submission:  </w:t>
-      </w:r>
-      <w:proofErr w:type="gramStart"/>
-      <w:r>
-        <w:rPr>
-          <w:rFonts w:cs="Times New Roman"/>
-          <w:lang w:val="en-IN"/>
-        </w:rPr>
-        <w:t xml:space="preserve">   [</w:t>
-      </w:r>
-      <w:proofErr w:type="spellStart"/>
-      <w:proofErr w:type="gramEnd"/>
-      <w:r>
-        <w:rPr>
-          <w:rFonts w:cs="Times New Roman"/>
-          <w:lang w:val="en-IN"/>
-        </w:rPr>
-        <w:t>dd.mm.yyyy</w:t>
-      </w:r>
-      <w:proofErr w:type="spellEnd"/>
-      <w:r>
-        <w:rPr>
-          <w:rFonts w:cs="Times New Roman"/>
-          <w:lang w:val="en-IN"/>
-        </w:rPr>
-        <w:t>]</w:t>
+        <w:t>Date of submission:     [dd.mm.yyyy]</w:t>
       </w:r>
     </w:p>
     <w:p>
@@ -1108,6 +1051,7 @@
           <w:rFonts w:cs="Times New Roman"/>
           <w:lang w:val="en-IN"/>
         </w:rPr>
+        <w:lastRenderedPageBreak/>
         <w:br w:type="page"/>
       </w:r>
     </w:p>
@@ -1144,25 +1088,7 @@
           <w:color w:val="F79646" w:themeColor="accent6"/>
           <w:lang w:val="en-IN"/>
         </w:rPr>
-        <w:t xml:space="preserve">This is an opportunity to thank people supporting your thesis, </w:t>
-      </w:r>
-      <w:proofErr w:type="gramStart"/>
-      <w:r>
-        <w:rPr>
-          <w:rFonts w:cs="Times New Roman"/>
-          <w:color w:val="F79646" w:themeColor="accent6"/>
-          <w:lang w:val="en-IN"/>
-        </w:rPr>
-        <w:t>e.g.</w:t>
-      </w:r>
-      <w:proofErr w:type="gramEnd"/>
-      <w:r>
-        <w:rPr>
-          <w:rFonts w:cs="Times New Roman"/>
-          <w:color w:val="F79646" w:themeColor="accent6"/>
-          <w:lang w:val="en-IN"/>
-        </w:rPr>
-        <w:t xml:space="preserve"> technicians, supervisors, friends providing mental support, etc.</w:t>
+        <w:t>This is an opportunity to thank people supporting your thesis, e.g. technicians, supervisors, friends providing mental support, etc.</w:t>
       </w:r>
     </w:p>
     <w:p>
@@ -1227,6 +1153,7 @@
           <w:szCs w:val="30"/>
           <w:lang w:val="en-IN"/>
         </w:rPr>
+        <w:lastRenderedPageBreak/>
         <w:t>Abstract</w:t>
       </w:r>
     </w:p>
@@ -1341,32 +1268,47 @@
           <w:color w:val="F79646" w:themeColor="accent6"/>
           <w:lang w:val="en-IN"/>
         </w:rPr>
-        <w:t xml:space="preserve">importance and should be formulated very </w:t>
-      </w:r>
-      <w:proofErr w:type="gramStart"/>
+        <w:t>importance and should be formulated very consciously, because crucial key points of</w:t>
+      </w:r>
       <w:r>
         <w:rPr>
           <w:rFonts w:cs="Times New Roman"/>
           <w:color w:val="F79646" w:themeColor="accent6"/>
           <w:lang w:val="en-IN"/>
         </w:rPr>
-        <w:t>consciously, because</w:t>
-      </w:r>
-      <w:proofErr w:type="gramEnd"/>
+        <w:t xml:space="preserve"> </w:t>
+      </w:r>
       <w:r>
         <w:rPr>
           <w:rFonts w:cs="Times New Roman"/>
           <w:color w:val="F79646" w:themeColor="accent6"/>
           <w:lang w:val="en-IN"/>
         </w:rPr>
-        <w:t xml:space="preserve"> crucial key points of</w:t>
-      </w:r>
-      <w:r>
+        <w:t>the work must become clear.</w:t>
+      </w:r>
+    </w:p>
+    <w:p>
+      <w:pPr>
         <w:rPr>
           <w:rFonts w:cs="Times New Roman"/>
           <w:color w:val="F79646" w:themeColor="accent6"/>
           <w:lang w:val="en-IN"/>
         </w:rPr>
+      </w:pPr>
+      <w:r>
+        <w:rPr>
+          <w:rFonts w:cs="Times New Roman"/>
+          <w:color w:val="F79646" w:themeColor="accent6"/>
+          <w:lang w:val="en-IN"/>
+        </w:rPr>
+        <w:t>Context: First, the reader should get on board. For this purpose, one or two sentences</w:t>
+      </w:r>
+      <w:r>
+        <w:rPr>
+          <w:rFonts w:cs="Times New Roman"/>
+          <w:color w:val="F79646" w:themeColor="accent6"/>
+          <w:lang w:val="en-IN"/>
+        </w:rPr>
         <w:t xml:space="preserve"> </w:t>
       </w:r>
       <w:r>
@@ -1375,7 +1317,7 @@
           <w:color w:val="F79646" w:themeColor="accent6"/>
           <w:lang w:val="en-IN"/>
         </w:rPr>
-        <w:t>the work must become clear.</w:t>
+        <w:t>are used to introduce the subject.</w:t>
       </w:r>
     </w:p>
     <w:p>
@@ -1392,7 +1334,7 @@
           <w:color w:val="F79646" w:themeColor="accent6"/>
           <w:lang w:val="en-IN"/>
         </w:rPr>
-        <w:t>Context: First, the reader should get on board. For this purpose, one or two sentences</w:t>
+        <w:t>State of research: At this point, the current state of research is summarized very briefly.</w:t>
       </w:r>
       <w:r>
         <w:rPr>
@@ -1408,57 +1350,80 @@
           <w:color w:val="F79646" w:themeColor="accent6"/>
           <w:lang w:val="en-IN"/>
         </w:rPr>
-        <w:t>are used to introduce the subject.</w:t>
-      </w:r>
-    </w:p>
-    <w:p>
-      <w:pPr>
+        <w:t>In particular, shortcomings of previous results should be addressed in order to work</w:t>
+      </w:r>
+      <w:r>
         <w:rPr>
           <w:rFonts w:cs="Times New Roman"/>
           <w:color w:val="F79646" w:themeColor="accent6"/>
           <w:lang w:val="en-IN"/>
         </w:rPr>
-      </w:pPr>
+        <w:t xml:space="preserve"> </w:t>
+      </w:r>
       <w:r>
         <w:rPr>
           <w:rFonts w:cs="Times New Roman"/>
           <w:color w:val="F79646" w:themeColor="accent6"/>
           <w:lang w:val="en-IN"/>
         </w:rPr>
-        <w:t>State of research: At this point, the current state of research is summarized very briefly.</w:t>
-      </w:r>
-      <w:r>
+        <w:t>towards one’s own research question.</w:t>
+      </w:r>
+    </w:p>
+    <w:p>
+      <w:pPr>
         <w:rPr>
           <w:rFonts w:cs="Times New Roman"/>
           <w:color w:val="F79646" w:themeColor="accent6"/>
           <w:lang w:val="en-IN"/>
         </w:rPr>
+      </w:pPr>
+      <w:r>
+        <w:rPr>
+          <w:rFonts w:cs="Times New Roman"/>
+          <w:color w:val="F79646" w:themeColor="accent6"/>
+          <w:lang w:val="en-IN"/>
+        </w:rPr>
+        <w:t>Research gap: Here the own research question is worked out. What is missing so far or</w:t>
+      </w:r>
+      <w:r>
+        <w:rPr>
+          <w:rFonts w:cs="Times New Roman"/>
+          <w:color w:val="F79646" w:themeColor="accent6"/>
+          <w:lang w:val="en-IN"/>
+        </w:rPr>
         <w:t xml:space="preserve"> </w:t>
       </w:r>
-      <w:proofErr w:type="gramStart"/>
       <w:r>
         <w:rPr>
           <w:rFonts w:cs="Times New Roman"/>
           <w:color w:val="F79646" w:themeColor="accent6"/>
           <w:lang w:val="en-IN"/>
         </w:rPr>
-        <w:t>In particular, shortcomings</w:t>
-      </w:r>
-      <w:proofErr w:type="gramEnd"/>
-      <w:r>
+        <w:t>which aspects need to be examined more closely?</w:t>
+      </w:r>
+    </w:p>
+    <w:p>
+      <w:pPr>
         <w:rPr>
           <w:rFonts w:cs="Times New Roman"/>
           <w:color w:val="F79646" w:themeColor="accent6"/>
           <w:lang w:val="en-IN"/>
         </w:rPr>
-        <w:t xml:space="preserve"> of previous results should be addressed in order to work</w:t>
-      </w:r>
+      </w:pPr>
       <w:r>
         <w:rPr>
           <w:rFonts w:cs="Times New Roman"/>
           <w:color w:val="F79646" w:themeColor="accent6"/>
           <w:lang w:val="en-IN"/>
         </w:rPr>
+        <w:t>Own approach: This section describes the methods used - what is one’s approach to</w:t>
+      </w:r>
+      <w:r>
+        <w:rPr>
+          <w:rFonts w:cs="Times New Roman"/>
+          <w:color w:val="F79646" w:themeColor="accent6"/>
+          <w:lang w:val="en-IN"/>
+        </w:rPr>
         <w:t xml:space="preserve"> </w:t>
       </w:r>
       <w:r>
@@ -1467,7 +1432,7 @@
           <w:color w:val="F79646" w:themeColor="accent6"/>
           <w:lang w:val="en-IN"/>
         </w:rPr>
-        <w:t>towards one’s own research question.</w:t>
+        <w:t>solving the research question?</w:t>
       </w:r>
     </w:p>
     <w:p>
@@ -1484,7 +1449,7 @@
           <w:color w:val="F79646" w:themeColor="accent6"/>
           <w:lang w:val="en-IN"/>
         </w:rPr>
-        <w:t>Research gap: Here the own research question is worked out. What is missing so far or</w:t>
+        <w:t>Results: What came out of the work and which conclusions may be drawn?</w:t>
       </w:r>
       <w:r>
         <w:rPr>
@@ -1494,99 +1459,23 @@
         </w:rPr>
         <w:t xml:space="preserve"> </w:t>
       </w:r>
-      <w:r>
+    </w:p>
+    <w:p>
+      <w:pPr>
         <w:rPr>
           <w:rFonts w:cs="Times New Roman"/>
           <w:color w:val="F79646" w:themeColor="accent6"/>
           <w:lang w:val="en-IN"/>
         </w:rPr>
-        <w:t>which aspects need to be examined more closely?</w:t>
-      </w:r>
-    </w:p>
-    <w:p>
-      <w:pPr>
+      </w:pPr>
+      <w:r>
         <w:rPr>
           <w:rFonts w:cs="Times New Roman"/>
           <w:color w:val="F79646" w:themeColor="accent6"/>
           <w:lang w:val="en-IN"/>
         </w:rPr>
-      </w:pPr>
-      <w:r>
-        <w:rPr>
-          <w:rFonts w:cs="Times New Roman"/>
-          <w:color w:val="F79646" w:themeColor="accent6"/>
-          <w:lang w:val="en-IN"/>
-        </w:rPr>
-        <w:t>Own approach: This section describes the methods used - what is one’s approach to</w:t>
-      </w:r>
-      <w:r>
-        <w:rPr>
-          <w:rFonts w:cs="Times New Roman"/>
-          <w:color w:val="F79646" w:themeColor="accent6"/>
-          <w:lang w:val="en-IN"/>
-        </w:rPr>
-        <w:t xml:space="preserve"> </w:t>
-      </w:r>
-      <w:r>
-        <w:rPr>
-          <w:rFonts w:cs="Times New Roman"/>
-          <w:color w:val="F79646" w:themeColor="accent6"/>
-          <w:lang w:val="en-IN"/>
-        </w:rPr>
-        <w:t>solving the research question?</w:t>
-      </w:r>
-    </w:p>
-    <w:p>
-      <w:pPr>
-        <w:rPr>
-          <w:rFonts w:cs="Times New Roman"/>
-          <w:color w:val="F79646" w:themeColor="accent6"/>
-          <w:lang w:val="en-IN"/>
-        </w:rPr>
-      </w:pPr>
-      <w:r>
-        <w:rPr>
-          <w:rFonts w:cs="Times New Roman"/>
-          <w:color w:val="F79646" w:themeColor="accent6"/>
-          <w:lang w:val="en-IN"/>
-        </w:rPr>
-        <w:t>Results: What came out of the work and which conclusions may be drawn?</w:t>
-      </w:r>
-      <w:r>
-        <w:rPr>
-          <w:rFonts w:cs="Times New Roman"/>
-          <w:color w:val="F79646" w:themeColor="accent6"/>
-          <w:lang w:val="en-IN"/>
-        </w:rPr>
-        <w:t xml:space="preserve"> </w:t>
-      </w:r>
-    </w:p>
-    <w:p>
-      <w:pPr>
-        <w:rPr>
-          <w:rFonts w:cs="Times New Roman"/>
-          <w:color w:val="F79646" w:themeColor="accent6"/>
-          <w:lang w:val="en-IN"/>
-        </w:rPr>
-      </w:pPr>
-      <w:r>
-        <w:rPr>
-          <w:rFonts w:cs="Times New Roman"/>
-          <w:color w:val="F79646" w:themeColor="accent6"/>
-          <w:lang w:val="en-IN"/>
-        </w:rPr>
-        <w:t xml:space="preserve">You may also summarize your work in a graphical abstract and use it as the title </w:t>
-      </w:r>
-      <w:proofErr w:type="gramStart"/>
-      <w:r>
-        <w:rPr>
-          <w:rFonts w:cs="Times New Roman"/>
-          <w:color w:val="F79646" w:themeColor="accent6"/>
-          <w:lang w:val="en-IN"/>
-        </w:rPr>
-        <w:t>image</w:t>
-      </w:r>
-      <w:proofErr w:type="gramEnd"/>
+        <w:t>You may also summarize your work in a graphical abstract and use it as the title image</w:t>
+      </w:r>
     </w:p>
     <w:p>
       <w:pPr>
@@ -1671,7 +1560,38 @@
           <w:szCs w:val="30"/>
           <w:lang w:val="en-IN"/>
         </w:rPr>
+        <w:lastRenderedPageBreak/>
         <w:t xml:space="preserve">Graphical Abstract </w:t>
+      </w:r>
+    </w:p>
+    <w:p>
+      <w:pPr>
+        <w:rPr>
+          <w:color w:val="F79646" w:themeColor="accent6"/>
+          <w:lang w:val="en-US"/>
+        </w:rPr>
+      </w:pPr>
+      <w:r>
+        <w:rPr>
+          <w:color w:val="F79646" w:themeColor="accent6"/>
+          <w:lang w:val="en-US"/>
+        </w:rPr>
+        <w:t>You may summarize your work in a graphical abstract. Here is some more info on</w:t>
+      </w:r>
+    </w:p>
+    <w:p>
+      <w:pPr>
+        <w:rPr>
+          <w:color w:val="F79646" w:themeColor="accent6"/>
+          <w:lang w:val="en-US"/>
+        </w:rPr>
+      </w:pPr>
+      <w:r>
+        <w:rPr>
+          <w:color w:val="F79646" w:themeColor="accent6"/>
+          <w:lang w:val="en-US"/>
+        </w:rPr>
+        <w:t>graphical abstracts: www.elsevier.com/authors/tools-and-resources/visual-abstract</w:t>
       </w:r>
     </w:p>
     <w:p>
@@ -2961,14 +2881,10 @@
       </w:pPr>
       <w:bookmarkStart w:id="0" w:name="_Toc135999329"/>
       <w:r>
-        <w:t xml:space="preserve">List of </w:t>
-      </w:r>
-      <w:proofErr w:type="spellStart"/>
-      <w:r>
-        <w:t>Abbreviations</w:t>
+        <w:lastRenderedPageBreak/>
+        <w:t>List of Abbreviations</w:t>
       </w:r>
       <w:bookmarkEnd w:id="0"/>
-      <w:proofErr w:type="spellEnd"/>
     </w:p>
     <w:tbl>
       <w:tblPr>
@@ -3169,7 +3085,16 @@
             <w:pPr>
               <w:spacing w:before="0" w:line="276" w:lineRule="auto"/>
               <w:jc w:val="left"/>
+              <w:rPr>
+                <w:color w:val="F79646" w:themeColor="accent6"/>
+              </w:rPr>
             </w:pPr>
+            <w:r>
+              <w:rPr>
+                <w:color w:val="F79646" w:themeColor="accent6"/>
+              </w:rPr>
+              <w:t>C</w:t>
+            </w:r>
           </w:p>
         </w:tc>
         <w:tc>
@@ -3181,7 +3106,38 @@
             <w:pPr>
               <w:spacing w:before="0" w:line="276" w:lineRule="auto"/>
               <w:jc w:val="left"/>
+              <w:rPr>
+                <w:color w:val="F79646" w:themeColor="accent6"/>
+              </w:rPr>
             </w:pPr>
+            <w:proofErr w:type="spellStart"/>
+            <w:r>
+              <w:rPr>
+                <w:color w:val="F79646" w:themeColor="accent6"/>
+              </w:rPr>
+              <w:t>Stiffness</w:t>
+            </w:r>
+            <w:proofErr w:type="spellEnd"/>
+            <w:r>
+              <w:rPr>
+                <w:color w:val="F79646" w:themeColor="accent6"/>
+              </w:rPr>
+              <w:t xml:space="preserve"> </w:t>
+            </w:r>
+            <w:proofErr w:type="spellStart"/>
+            <w:r>
+              <w:rPr>
+                <w:color w:val="F79646" w:themeColor="accent6"/>
+              </w:rPr>
+              <w:t>tensor</w:t>
+            </w:r>
+            <w:proofErr w:type="spellEnd"/>
+            <w:r>
+              <w:rPr>
+                <w:color w:val="F79646" w:themeColor="accent6"/>
+              </w:rPr>
+              <w:t xml:space="preserve"> / GPa</w:t>
+            </w:r>
           </w:p>
         </w:tc>
       </w:tr>
@@ -3271,10 +3227,16 @@
           <w:ilvl w:val="0"/>
           <w:numId w:val="0"/>
         </w:numPr>
-      </w:pPr>
-    </w:p>
-    <w:p>
-      <w:pPr>
+        <w:rPr>
+          <w:lang w:val="en-US"/>
+        </w:rPr>
+      </w:pPr>
+    </w:p>
+    <w:p>
+      <w:pPr>
+        <w:rPr>
+          <w:lang w:val="en-US"/>
+        </w:rPr>
         <w:sectPr>
           <w:headerReference w:type="default" r:id="rId26"/>
           <w:footerReference w:type="default" r:id="rId27"/>
@@ -3316,464 +3278,216 @@
           <w:color w:val="F79646" w:themeColor="accent6"/>
           <w:lang w:val="en-US"/>
         </w:rPr>
-        <w:t>This chapter should start with the motivation outlining the necessity and novelty of</w:t>
-      </w:r>
-      <w:r>
+        <w:t>This chapter should start with the motivation outlining the necessity and novelty of the scientific endeavor. The goal of the introduction is the elaboration of the research question from which the objective of the thesis is derived. The specific aspects which are examined are to be illustrated in a brief and concise manner. This chapter, as well as the abstract, can be finalized towards the end of the thesis in order to ensure the coherence with the last chapter (conclusion).</w:t>
+      </w:r>
+    </w:p>
+    <w:p>
+      <w:pPr>
+        <w:pStyle w:val="berschrift1"/>
+        <w:rPr>
+          <w:lang w:val="en-US"/>
+        </w:rPr>
+      </w:pPr>
+      <w:bookmarkStart w:id="3" w:name="_Toc135999332"/>
+      <w:r>
+        <w:rPr>
+          <w:lang w:val="en-US"/>
+        </w:rPr>
+        <w:t>State of the Art, Literature Review</w:t>
+      </w:r>
+      <w:bookmarkStart w:id="4" w:name="_Toc135161334"/>
+      <w:bookmarkEnd w:id="4"/>
+      <w:r>
+        <w:rPr>
+          <w:lang w:val="en-US"/>
+        </w:rPr>
+        <w:t>, Background, Research gap, Objectives</w:t>
+      </w:r>
+      <w:bookmarkEnd w:id="3"/>
+    </w:p>
+    <w:p>
+      <w:pPr>
         <w:rPr>
           <w:color w:val="F79646" w:themeColor="accent6"/>
           <w:lang w:val="en-US"/>
         </w:rPr>
-        <w:t xml:space="preserve"> </w:t>
-      </w:r>
+      </w:pPr>
       <w:r>
         <w:rPr>
           <w:color w:val="F79646" w:themeColor="accent6"/>
           <w:lang w:val="en-US"/>
         </w:rPr>
-        <w:t>the scientific endeavor. The goal of the introduction is the elaboration</w:t>
+        <w:t xml:space="preserve">This chapter is supposed to prepare the reader for the following chapters. It includes the analysis of relevant scientific work on the given topic (state of the art) as well as the elaboration of the fundamental knowledge necessary for the presentation of one’s own work. While writing assume that the reader has a professional background without a deep knowledge within the specific field of research. </w:t>
       </w:r>
       <w:r>
         <w:rPr>
           <w:color w:val="F79646" w:themeColor="accent6"/>
           <w:lang w:val="en-US"/>
         </w:rPr>
-        <w:t xml:space="preserve"> </w:t>
+        <w:t xml:space="preserve">The gap within </w:t>
       </w:r>
       <w:r>
         <w:rPr>
           <w:color w:val="F79646" w:themeColor="accent6"/>
           <w:lang w:val="en-US"/>
         </w:rPr>
-        <w:t>of the research</w:t>
+        <w:t xml:space="preserve">current research activities </w:t>
       </w:r>
       <w:r>
         <w:rPr>
           <w:color w:val="F79646" w:themeColor="accent6"/>
           <w:lang w:val="en-US"/>
         </w:rPr>
-        <w:t xml:space="preserve"> </w:t>
+        <w:t xml:space="preserve">should be </w:t>
       </w:r>
       <w:r>
         <w:rPr>
           <w:color w:val="F79646" w:themeColor="accent6"/>
           <w:lang w:val="en-US"/>
         </w:rPr>
-        <w:t>question from which the objective of the thesis is derived. The specific aspects which</w:t>
+        <w:t xml:space="preserve">contextualized and </w:t>
       </w:r>
       <w:r>
         <w:rPr>
           <w:color w:val="F79646" w:themeColor="accent6"/>
           <w:lang w:val="en-US"/>
         </w:rPr>
-        <w:t xml:space="preserve"> </w:t>
+        <w:t>should lead to the justification of your thesis work</w:t>
       </w:r>
       <w:r>
         <w:rPr>
           <w:color w:val="F79646" w:themeColor="accent6"/>
           <w:lang w:val="en-US"/>
         </w:rPr>
-        <w:t>are examined are to be illustrated in a brief and concise manner. This chapter, as well</w:t>
-      </w:r>
-      <w:r>
+        <w:t>.</w:t>
+      </w:r>
+    </w:p>
+    <w:p>
+      <w:pPr>
+        <w:pStyle w:val="berschrift2"/>
+        <w:rPr>
+          <w:lang w:val="en-IN"/>
+        </w:rPr>
+      </w:pPr>
+      <w:bookmarkStart w:id="5" w:name="_Toc135999333"/>
+      <w:r>
+        <w:t>…</w:t>
+      </w:r>
+      <w:bookmarkEnd w:id="5"/>
+    </w:p>
+    <w:p>
+      <w:pPr>
+        <w:pStyle w:val="berschrift1"/>
+        <w:rPr>
+          <w:lang w:val="en-US"/>
+        </w:rPr>
+      </w:pPr>
+      <w:bookmarkStart w:id="6" w:name="_Toc135999334"/>
+      <w:r>
+        <w:rPr>
+          <w:lang w:val="en-US"/>
+        </w:rPr>
+        <w:t xml:space="preserve">Methodology, Modeling, </w:t>
+      </w:r>
+      <w:r>
+        <w:rPr>
+          <w:lang w:val="en-US"/>
+        </w:rPr>
+        <w:t>Experimental Methods</w:t>
+      </w:r>
+      <w:bookmarkStart w:id="7" w:name="_Toc135161338"/>
+      <w:bookmarkEnd w:id="7"/>
+      <w:r>
+        <w:rPr>
+          <w:lang w:val="en-US"/>
+        </w:rPr>
+        <w:t>, Experimental Procedure, Processing</w:t>
+      </w:r>
+      <w:bookmarkEnd w:id="6"/>
+    </w:p>
+    <w:p>
+      <w:pPr>
         <w:rPr>
           <w:color w:val="F79646" w:themeColor="accent6"/>
           <w:lang w:val="en-US"/>
         </w:rPr>
-        <w:t xml:space="preserve"> </w:t>
-      </w:r>
+      </w:pPr>
       <w:r>
         <w:rPr>
           <w:color w:val="F79646" w:themeColor="accent6"/>
           <w:lang w:val="en-US"/>
         </w:rPr>
-        <w:t xml:space="preserve">as the abstract, can be finalized towards the end of the thesis </w:t>
-      </w:r>
-      <w:proofErr w:type="gramStart"/>
-      <w:r>
+        <w:t>This chapter should describe the applied methods or the newly developed methods to obtain research results. There is a difference between an experimental thesis and a modeling thesis in this chapter. The first one will have a rather descriptive character, while the second one will include more own developments in this chapter.</w:t>
+      </w:r>
+    </w:p>
+    <w:p>
+      <w:pPr>
+        <w:pStyle w:val="berschrift2"/>
+        <w:rPr>
+          <w:lang w:val="en-IN"/>
+        </w:rPr>
+      </w:pPr>
+      <w:bookmarkStart w:id="8" w:name="_Toc135999335"/>
+      <w:bookmarkStart w:id="9" w:name="_Ref135162440"/>
+      <w:bookmarkStart w:id="10" w:name="_Ref135162441"/>
+      <w:r>
+        <w:t>…</w:t>
+      </w:r>
+      <w:bookmarkEnd w:id="8"/>
+    </w:p>
+    <w:p>
+      <w:pPr>
+        <w:pStyle w:val="berschrift1"/>
+        <w:rPr>
+          <w:lang w:val="en-IN"/>
+        </w:rPr>
+      </w:pPr>
+      <w:bookmarkStart w:id="11" w:name="_Toc135999336"/>
+      <w:r>
+        <w:rPr>
+          <w:lang w:val="en-IN"/>
+        </w:rPr>
+        <w:t xml:space="preserve">Results </w:t>
+      </w:r>
+      <w:bookmarkEnd w:id="9"/>
+      <w:bookmarkEnd w:id="10"/>
+      <w:r>
+        <w:rPr>
+          <w:lang w:val="en-IN"/>
+        </w:rPr>
+        <w:t>and Discussion</w:t>
+      </w:r>
+      <w:bookmarkEnd w:id="11"/>
+    </w:p>
+    <w:p>
+      <w:pPr>
         <w:rPr>
           <w:color w:val="F79646" w:themeColor="accent6"/>
-          <w:lang w:val="en-US"/>
-        </w:rPr>
-        <w:t>in order to</w:t>
-      </w:r>
-      <w:proofErr w:type="gramEnd"/>
+          <w:lang w:val="en-IN"/>
+        </w:rPr>
+      </w:pPr>
       <w:r>
         <w:rPr>
           <w:color w:val="F79646" w:themeColor="accent6"/>
-          <w:lang w:val="en-US"/>
-        </w:rPr>
-        <w:t xml:space="preserve"> ensure the</w:t>
-      </w:r>
-      <w:r>
+          <w:lang w:val="en-IN"/>
+        </w:rPr>
+        <w:t xml:space="preserve">In this chapter you should compile the results of your work into graph sand tables showing the relationships within the investigated parameters. </w:t>
+      </w:r>
+    </w:p>
+    <w:p>
+      <w:pPr>
         <w:rPr>
           <w:color w:val="F79646" w:themeColor="accent6"/>
-          <w:lang w:val="en-US"/>
-        </w:rPr>
-        <w:t xml:space="preserve"> </w:t>
-      </w:r>
+          <w:lang w:val="en-IN"/>
+        </w:rPr>
+      </w:pPr>
       <w:r>
         <w:rPr>
           <w:color w:val="F79646" w:themeColor="accent6"/>
-          <w:lang w:val="en-US"/>
-        </w:rPr>
-        <w:t>coherence with the last chapter (conclusion).</w:t>
-      </w:r>
-    </w:p>
-    <w:p>
-      <w:pPr>
-        <w:pStyle w:val="berschrift1"/>
-        <w:rPr>
-          <w:lang w:val="en-US"/>
-        </w:rPr>
-      </w:pPr>
-      <w:bookmarkStart w:id="3" w:name="_Toc135999332"/>
-      <w:r>
-        <w:rPr>
-          <w:lang w:val="en-US"/>
-        </w:rPr>
-        <w:t>State of the Art, Literature Review</w:t>
-      </w:r>
-      <w:bookmarkStart w:id="4" w:name="_Toc135161334"/>
-      <w:bookmarkEnd w:id="4"/>
-      <w:r>
-        <w:rPr>
-          <w:lang w:val="en-US"/>
-        </w:rPr>
-        <w:t xml:space="preserve">, Background, Research gap, </w:t>
-      </w:r>
-      <w:r>
-        <w:rPr>
-          <w:lang w:val="en-US"/>
-        </w:rPr>
-        <w:t>Objectives</w:t>
-      </w:r>
-      <w:bookmarkEnd w:id="3"/>
-    </w:p>
-    <w:p>
-      <w:pPr>
-        <w:rPr>
-          <w:color w:val="F79646" w:themeColor="accent6"/>
-          <w:lang w:val="en-US"/>
-        </w:rPr>
-      </w:pPr>
-      <w:r>
-        <w:rPr>
-          <w:color w:val="F79646" w:themeColor="accent6"/>
-          <w:lang w:val="en-US"/>
-        </w:rPr>
-        <w:t>This chapter is supposed to prepare the reader for the following chapters. It includes</w:t>
-      </w:r>
-      <w:r>
-        <w:rPr>
-          <w:color w:val="F79646" w:themeColor="accent6"/>
-          <w:lang w:val="en-US"/>
-        </w:rPr>
-        <w:t xml:space="preserve"> </w:t>
-      </w:r>
-      <w:r>
-        <w:rPr>
-          <w:color w:val="F79646" w:themeColor="accent6"/>
-          <w:lang w:val="en-US"/>
-        </w:rPr>
-        <w:t>the analysis of relevant scientific work on the given topic (state of the art) as well</w:t>
-      </w:r>
-      <w:r>
-        <w:rPr>
-          <w:color w:val="F79646" w:themeColor="accent6"/>
-          <w:lang w:val="en-US"/>
-        </w:rPr>
-        <w:t xml:space="preserve"> </w:t>
-      </w:r>
-      <w:r>
-        <w:rPr>
-          <w:color w:val="F79646" w:themeColor="accent6"/>
-          <w:lang w:val="en-US"/>
-        </w:rPr>
-        <w:t>as the elaboration of the fundamental knowledge necessary for the presentation of</w:t>
-      </w:r>
-      <w:r>
-        <w:rPr>
-          <w:color w:val="F79646" w:themeColor="accent6"/>
-          <w:lang w:val="en-US"/>
-        </w:rPr>
-        <w:t xml:space="preserve"> </w:t>
-      </w:r>
-      <w:r>
-        <w:rPr>
-          <w:color w:val="F79646" w:themeColor="accent6"/>
-          <w:lang w:val="en-US"/>
-        </w:rPr>
-        <w:t xml:space="preserve">one’s own work. </w:t>
-      </w:r>
-      <w:r>
-        <w:rPr>
-          <w:color w:val="F79646" w:themeColor="accent6"/>
-          <w:lang w:val="en-US"/>
-        </w:rPr>
-        <w:t>While writing assume that t</w:t>
-      </w:r>
-      <w:r>
-        <w:rPr>
-          <w:color w:val="F79646" w:themeColor="accent6"/>
-          <w:lang w:val="en-US"/>
-        </w:rPr>
-        <w:t xml:space="preserve">he reader </w:t>
-      </w:r>
-      <w:r>
-        <w:rPr>
-          <w:color w:val="F79646" w:themeColor="accent6"/>
-          <w:lang w:val="en-US"/>
-        </w:rPr>
-        <w:t xml:space="preserve">has </w:t>
-      </w:r>
-      <w:r>
-        <w:rPr>
-          <w:color w:val="F79646" w:themeColor="accent6"/>
-          <w:lang w:val="en-US"/>
-        </w:rPr>
-        <w:t xml:space="preserve">a professional background without </w:t>
-      </w:r>
-      <w:r>
-        <w:rPr>
-          <w:color w:val="F79646" w:themeColor="accent6"/>
-          <w:lang w:val="en-US"/>
-        </w:rPr>
-        <w:t xml:space="preserve">a deep knowledge within </w:t>
-      </w:r>
-      <w:r>
-        <w:rPr>
-          <w:color w:val="F79646" w:themeColor="accent6"/>
-          <w:lang w:val="en-US"/>
-        </w:rPr>
-        <w:t xml:space="preserve">the specific field of research. </w:t>
-      </w:r>
-      <w:r>
-        <w:rPr>
-          <w:color w:val="F79646" w:themeColor="accent6"/>
-          <w:lang w:val="en-US"/>
-        </w:rPr>
-        <w:t xml:space="preserve">The gap within </w:t>
-      </w:r>
-      <w:r>
-        <w:rPr>
-          <w:color w:val="F79646" w:themeColor="accent6"/>
-          <w:lang w:val="en-US"/>
-        </w:rPr>
-        <w:t xml:space="preserve">current research activities </w:t>
-      </w:r>
-      <w:r>
-        <w:rPr>
-          <w:color w:val="F79646" w:themeColor="accent6"/>
-          <w:lang w:val="en-US"/>
-        </w:rPr>
-        <w:t xml:space="preserve">should be </w:t>
-      </w:r>
-      <w:r>
-        <w:rPr>
-          <w:color w:val="F79646" w:themeColor="accent6"/>
-          <w:lang w:val="en-US"/>
-        </w:rPr>
-        <w:t xml:space="preserve">contextualized and </w:t>
-      </w:r>
-      <w:r>
-        <w:rPr>
-          <w:color w:val="F79646" w:themeColor="accent6"/>
-          <w:lang w:val="en-US"/>
-        </w:rPr>
-        <w:t>should lead to the justification of your thesis work</w:t>
-      </w:r>
-      <w:r>
-        <w:rPr>
-          <w:color w:val="F79646" w:themeColor="accent6"/>
-          <w:lang w:val="en-US"/>
-        </w:rPr>
-        <w:t>.</w:t>
-      </w:r>
-    </w:p>
-    <w:p>
-      <w:pPr>
-        <w:pStyle w:val="berschrift2"/>
-        <w:rPr>
-          <w:lang w:val="en-IN"/>
-        </w:rPr>
-      </w:pPr>
-      <w:bookmarkStart w:id="5" w:name="_Toc135999333"/>
-      <w:r>
-        <w:t>…</w:t>
-      </w:r>
-      <w:bookmarkEnd w:id="5"/>
-    </w:p>
-    <w:p>
-      <w:pPr>
-        <w:pStyle w:val="berschrift1"/>
-        <w:rPr>
-          <w:lang w:val="en-US"/>
-        </w:rPr>
-      </w:pPr>
-      <w:bookmarkStart w:id="6" w:name="_Toc135999334"/>
-      <w:r>
-        <w:rPr>
-          <w:lang w:val="en-US"/>
-        </w:rPr>
-        <w:t xml:space="preserve">Methodology, Modeling, </w:t>
-      </w:r>
-      <w:r>
-        <w:rPr>
-          <w:lang w:val="en-US"/>
-        </w:rPr>
-        <w:t>Experimental Methods</w:t>
-      </w:r>
-      <w:bookmarkStart w:id="7" w:name="_Toc135161338"/>
-      <w:bookmarkEnd w:id="7"/>
-      <w:r>
-        <w:rPr>
-          <w:lang w:val="en-US"/>
-        </w:rPr>
-        <w:t>, Experimental Procedure, Processing</w:t>
-      </w:r>
-      <w:bookmarkEnd w:id="6"/>
-    </w:p>
-    <w:p>
-      <w:pPr>
-        <w:rPr>
-          <w:color w:val="F79646" w:themeColor="accent6"/>
-          <w:lang w:val="en-US"/>
-        </w:rPr>
-      </w:pPr>
-      <w:r>
-        <w:rPr>
-          <w:color w:val="F79646" w:themeColor="accent6"/>
-          <w:lang w:val="en-US"/>
-        </w:rPr>
-        <w:t>This chapter should describe the applied methods or the newly developed methods</w:t>
-      </w:r>
-      <w:r>
-        <w:rPr>
-          <w:color w:val="F79646" w:themeColor="accent6"/>
-          <w:lang w:val="en-US"/>
-        </w:rPr>
-        <w:t xml:space="preserve"> </w:t>
-      </w:r>
-      <w:r>
-        <w:rPr>
-          <w:color w:val="F79646" w:themeColor="accent6"/>
-          <w:lang w:val="en-US"/>
-        </w:rPr>
-        <w:t>to obtain research results. There is a difference between an experimental thesis and a</w:t>
-      </w:r>
-      <w:r>
-        <w:rPr>
-          <w:color w:val="F79646" w:themeColor="accent6"/>
-          <w:lang w:val="en-US"/>
-        </w:rPr>
-        <w:t xml:space="preserve"> </w:t>
-      </w:r>
-      <w:r>
-        <w:rPr>
-          <w:color w:val="F79646" w:themeColor="accent6"/>
-          <w:lang w:val="en-US"/>
-        </w:rPr>
-        <w:t>modeling thesis in this chapter. The first one will have a rather descriptive character,</w:t>
-      </w:r>
-      <w:r>
-        <w:rPr>
-          <w:color w:val="F79646" w:themeColor="accent6"/>
-          <w:lang w:val="en-US"/>
-        </w:rPr>
-        <w:t xml:space="preserve"> </w:t>
-      </w:r>
-      <w:r>
-        <w:rPr>
-          <w:color w:val="F79646" w:themeColor="accent6"/>
-          <w:lang w:val="en-US"/>
-        </w:rPr>
-        <w:t>while the second one will include more own developments in this chapter.</w:t>
-      </w:r>
-    </w:p>
-    <w:p>
-      <w:pPr>
-        <w:pStyle w:val="berschrift2"/>
-        <w:rPr>
-          <w:lang w:val="en-IN"/>
-        </w:rPr>
-      </w:pPr>
-      <w:bookmarkStart w:id="8" w:name="_Ref135162440"/>
-      <w:bookmarkStart w:id="9" w:name="_Ref135162441"/>
-      <w:bookmarkStart w:id="10" w:name="_Toc135999335"/>
-      <w:r>
-        <w:t>…</w:t>
-      </w:r>
-      <w:bookmarkEnd w:id="10"/>
-    </w:p>
-    <w:p>
-      <w:pPr>
-        <w:pStyle w:val="berschrift1"/>
-        <w:rPr>
-          <w:lang w:val="en-IN"/>
-        </w:rPr>
-      </w:pPr>
-      <w:bookmarkStart w:id="11" w:name="_Toc135999336"/>
-      <w:r>
-        <w:rPr>
-          <w:lang w:val="en-IN"/>
-        </w:rPr>
-        <w:t xml:space="preserve">Results </w:t>
-      </w:r>
-      <w:bookmarkEnd w:id="8"/>
-      <w:bookmarkEnd w:id="9"/>
-      <w:r>
-        <w:rPr>
-          <w:lang w:val="en-IN"/>
-        </w:rPr>
-        <w:t>and Discussion</w:t>
-      </w:r>
-      <w:bookmarkEnd w:id="11"/>
-    </w:p>
-    <w:p>
-      <w:pPr>
-        <w:rPr>
-          <w:color w:val="F79646" w:themeColor="accent6"/>
-          <w:lang w:val="en-IN"/>
-        </w:rPr>
-      </w:pPr>
-      <w:r>
-        <w:rPr>
-          <w:color w:val="F79646" w:themeColor="accent6"/>
-          <w:lang w:val="en-IN"/>
-        </w:rPr>
-        <w:t xml:space="preserve">In this chapter you should compile the results of your work into graph sand tables showing the relationships within the investigated parameters. </w:t>
-      </w:r>
-    </w:p>
-    <w:p>
-      <w:pPr>
-        <w:rPr>
-          <w:color w:val="F79646" w:themeColor="accent6"/>
-          <w:lang w:val="en-IN"/>
-        </w:rPr>
-      </w:pPr>
-      <w:r>
-        <w:rPr>
-          <w:color w:val="F79646" w:themeColor="accent6"/>
           <w:lang w:val="en-IN"/>
         </w:rPr>
         <w:lastRenderedPageBreak/>
-        <w:t xml:space="preserve">In the discussion you should critically interpret and crosslink your results </w:t>
-      </w:r>
-      <w:proofErr w:type="gramStart"/>
-      <w:r>
-        <w:rPr>
-          <w:color w:val="F79646" w:themeColor="accent6"/>
-          <w:lang w:val="en-IN"/>
-        </w:rPr>
-        <w:t>taking into account</w:t>
-      </w:r>
-      <w:proofErr w:type="gramEnd"/>
-      <w:r>
-        <w:rPr>
-          <w:color w:val="F79646" w:themeColor="accent6"/>
-          <w:lang w:val="en-IN"/>
-        </w:rPr>
-        <w:t xml:space="preserve"> the current state of the art. You also should comment on the reliability of your results. </w:t>
+        <w:t xml:space="preserve">In the discussion you should critically interpret and crosslink your results taking into account the current state of the art. You also should comment on the reliability of your results. </w:t>
       </w:r>
     </w:p>
     <w:p>
@@ -3946,14 +3660,7 @@
           <w:color w:val="F79646" w:themeColor="accent6"/>
           <w:lang w:val="en-IN"/>
         </w:rPr>
-        <w:t>work.</w:t>
-      </w:r>
-      <w:r>
-        <w:rPr>
-          <w:color w:val="F79646" w:themeColor="accent6"/>
-          <w:lang w:val="en-IN"/>
-        </w:rPr>
-        <w:t xml:space="preserve"> </w:t>
+        <w:t xml:space="preserve">work. </w:t>
       </w:r>
     </w:p>
     <w:sdt>
@@ -4075,18 +3782,10 @@
         <w:rPr>
           <w:rFonts w:eastAsiaTheme="minorHAnsi"/>
         </w:rPr>
-        <w:t xml:space="preserve">List of </w:t>
-      </w:r>
-      <w:proofErr w:type="spellStart"/>
-      <w:r>
-        <w:rPr>
-          <w:rFonts w:eastAsiaTheme="minorHAnsi"/>
-        </w:rPr>
-        <w:t>Figures</w:t>
+        <w:t>List of Figures</w:t>
       </w:r>
       <w:bookmarkEnd w:id="17"/>
       <w:bookmarkEnd w:id="18"/>
-      <w:proofErr w:type="spellEnd"/>
     </w:p>
     <w:p>
       <w:pPr>
@@ -4207,17 +3906,9 @@
         <w:rPr>
           <w:rFonts w:eastAsiaTheme="minorHAnsi"/>
         </w:rPr>
-        <w:t xml:space="preserve">List of </w:t>
-      </w:r>
-      <w:proofErr w:type="spellStart"/>
-      <w:r>
-        <w:rPr>
-          <w:rFonts w:eastAsiaTheme="minorHAnsi"/>
-        </w:rPr>
-        <w:t>Tables</w:t>
+        <w:t>List of Tables</w:t>
       </w:r>
       <w:bookmarkEnd w:id="19"/>
-      <w:proofErr w:type="spellEnd"/>
     </w:p>
     <w:p>
       <w:pPr>
@@ -5118,17 +4809,9 @@
         <w:rPr>
           <w:lang w:val="en-IN"/>
         </w:rPr>
-        <w:t xml:space="preserve">scanning electron </w:t>
-      </w:r>
-      <w:proofErr w:type="gramStart"/>
-      <w:r>
-        <w:rPr>
-          <w:lang w:val="en-IN"/>
-        </w:rPr>
-        <w:t>microscopy</w:t>
+        <w:t>scanning electron microscopy</w:t>
       </w:r>
       <w:bookmarkEnd w:id="26"/>
-      <w:proofErr w:type="gramEnd"/>
     </w:p>
     <w:tbl>
       <w:tblPr>
@@ -5422,21 +5105,7 @@
               <w:rPr>
                 <w:lang w:val="en-IN"/>
               </w:rPr>
-              <w:t xml:space="preserve">Contrast depends on </w:t>
-            </w:r>
-            <w:proofErr w:type="gramStart"/>
-            <w:r>
-              <w:rPr>
-                <w:lang w:val="en-IN"/>
-              </w:rPr>
-              <w:t>Atomic</w:t>
-            </w:r>
-            <w:proofErr w:type="gramEnd"/>
-            <w:r>
-              <w:rPr>
-                <w:lang w:val="en-IN"/>
-              </w:rPr>
-              <w:t xml:space="preserve"> number</w:t>
+              <w:t>Contrast depends on Atomic number</w:t>
             </w:r>
           </w:p>
         </w:tc>
@@ -5606,30 +5275,7 @@
           <w:rFonts w:cs="Times New Roman"/>
           <w:lang w:val="en-IN"/>
         </w:rPr>
-        <w:t xml:space="preserve">bachelor </w:t>
-      </w:r>
-      <w:proofErr w:type="gramStart"/>
-      <w:r>
-        <w:rPr>
-          <w:rFonts w:cs="Times New Roman"/>
-          <w:lang w:val="en-IN"/>
-        </w:rPr>
-        <w:t xml:space="preserve">thesis </w:t>
-      </w:r>
-      <w:r>
-        <w:rPr>
-          <w:rFonts w:cs="Times New Roman"/>
-          <w:lang w:val="en-IN"/>
-        </w:rPr>
-        <w:t>:</w:t>
-      </w:r>
-      <w:proofErr w:type="gramEnd"/>
-      <w:r>
-        <w:rPr>
-          <w:rFonts w:cs="Times New Roman"/>
-          <w:lang w:val="en-IN"/>
-        </w:rPr>
-        <w:t xml:space="preserve"> </w:t>
+        <w:t xml:space="preserve">bachelor thesis : </w:t>
       </w:r>
       <w:r>
         <w:rPr>
@@ -5682,14 +5328,7 @@
           <w:rFonts w:cs="Times New Roman"/>
           <w:lang w:val="en-IN"/>
         </w:rPr>
-        <w:t xml:space="preserve">master </w:t>
-      </w:r>
-      <w:r>
-        <w:rPr>
-          <w:rFonts w:cs="Times New Roman"/>
-          <w:lang w:val="en-IN"/>
-        </w:rPr>
-        <w:t xml:space="preserve">thesis: </w:t>
+        <w:t xml:space="preserve">master thesis: </w:t>
       </w:r>
       <w:r>
         <w:rPr>
@@ -5729,15 +5368,124 @@
     </w:p>
     <w:p>
       <w:pPr>
-        <w:rPr>
-          <w:rFonts w:cs="Times New Roman"/>
-          <w:lang w:val="en-IN"/>
-        </w:rPr>
-      </w:pPr>
+        <w:spacing w:before="0" w:after="200" w:line="276" w:lineRule="auto"/>
+        <w:jc w:val="left"/>
+        <w:rPr>
+          <w:rFonts w:cs="Times New Roman"/>
+          <w:lang w:val="en-IN"/>
+        </w:rPr>
+      </w:pPr>
+      <w:r>
+        <w:rPr>
+          <w:rFonts w:cs="Times New Roman"/>
+          <w:lang w:val="en-IN"/>
+        </w:rPr>
+        <w:br w:type="page"/>
+      </w:r>
+    </w:p>
+    <w:p>
+      <w:pPr>
+        <w:rPr>
+          <w:rFonts w:cs="Times New Roman"/>
+          <w:lang w:val="en-IN"/>
+        </w:rPr>
+      </w:pPr>
+      <w:r>
+        <w:rPr>
+          <w:rFonts w:cs="Times New Roman"/>
+          <w:lang w:val="en-IN"/>
+        </w:rPr>
+        <w:lastRenderedPageBreak/>
+        <w:t xml:space="preserve">Further hints will be found in Latex-template in the git-hub: </w:t>
+      </w:r>
+    </w:p>
+    <w:p>
+      <w:hyperlink r:id="rId34" w:history="1">
+        <w:proofErr w:type="spellStart"/>
+        <w:r>
+          <w:rPr>
+            <w:rStyle w:val="Hyperlink"/>
+            <w:lang w:val="en-US"/>
+          </w:rPr>
+          <w:t>mateng</w:t>
+        </w:r>
+        <w:proofErr w:type="spellEnd"/>
+        <w:r>
+          <w:rPr>
+            <w:rStyle w:val="Hyperlink"/>
+            <w:lang w:val="en-US"/>
+          </w:rPr>
+          <w:t xml:space="preserve">-m / </w:t>
+        </w:r>
+        <w:proofErr w:type="spellStart"/>
+        <w:r>
+          <w:rPr>
+            <w:rStyle w:val="Hyperlink"/>
+            <w:lang w:val="en-US"/>
+          </w:rPr>
+          <w:t>thesis_template</w:t>
+        </w:r>
+        <w:proofErr w:type="spellEnd"/>
+        <w:r>
+          <w:rPr>
+            <w:rStyle w:val="Hyperlink"/>
+            <w:lang w:val="en-US"/>
+          </w:rPr>
+          <w:t xml:space="preserve"> · GitLab (uni-augsburg.de)</w:t>
+        </w:r>
+      </w:hyperlink>
+    </w:p>
+    <w:p>
+      <w:pPr>
+        <w:rPr>
+          <w:rFonts w:cs="Times New Roman"/>
+          <w:lang w:val="en-IN"/>
+        </w:rPr>
+      </w:pPr>
+      <w:r>
+        <w:rPr>
+          <w:rFonts w:ascii="Segoe UI" w:hAnsi="Segoe UI" w:cs="Segoe UI"/>
+          <w:color w:val="333238"/>
+          <w:sz w:val="21"/>
+          <w:szCs w:val="21"/>
+          <w:shd w:val="clear" w:color="auto" w:fill="FBFAFD"/>
+          <w:lang w:val="en-US"/>
+        </w:rPr>
+        <w:t> </w:t>
+      </w:r>
+      <w:hyperlink r:id="rId35" w:history="1">
+        <w:r>
+          <w:rPr>
+            <w:rStyle w:val="Fett"/>
+            <w:rFonts w:ascii="Segoe UI" w:hAnsi="Segoe UI" w:cs="Segoe UI"/>
+            <w:color w:val="333238"/>
+            <w:sz w:val="21"/>
+            <w:szCs w:val="21"/>
+            <w:shd w:val="clear" w:color="auto" w:fill="FBFAFD"/>
+            <w:lang w:val="en-US"/>
+          </w:rPr>
+          <w:t>README.md</w:t>
+        </w:r>
+      </w:hyperlink>
+    </w:p>
+    <w:p>
+      <w:pPr>
+        <w:rPr>
+          <w:rFonts w:cs="Times New Roman"/>
+          <w:lang w:val="en-IN"/>
+        </w:rPr>
+      </w:pPr>
+      <w:r>
+        <w:rPr>
+          <w:rFonts w:cs="Times New Roman"/>
+          <w:lang w:val="en-IN"/>
+        </w:rPr>
+        <w:t>(thesis.pdf)</w:t>
+      </w:r>
     </w:p>
     <w:sectPr>
-      <w:headerReference w:type="default" r:id="rId34"/>
-      <w:footerReference w:type="default" r:id="rId35"/>
+      <w:headerReference w:type="default" r:id="rId36"/>
+      <w:footerReference w:type="default" r:id="rId37"/>
       <w:pgSz w:w="11906" w:h="16838"/>
       <w:pgMar w:top="1418" w:right="2268" w:bottom="1134" w:left="1701" w:header="709" w:footer="709" w:gutter="0"/>
       <w:pgNumType w:start="1"/>
@@ -5800,7 +5548,6 @@
         <w:docPartUnique/>
       </w:docPartObj>
     </w:sdtPr>
-    <w:sdtEndPr/>
     <w:sdtContent>
       <w:p>
         <w:pPr>
@@ -5855,7 +5602,6 @@
         <w:docPartUnique/>
       </w:docPartObj>
     </w:sdtPr>
-    <w:sdtEndPr/>
     <w:sdtContent>
       <w:p>
         <w:pPr>
@@ -9511,6 +9257,13 @@
     <w:pitch w:val="variable"/>
     <w:sig w:usb0="E0002EFF" w:usb1="C000785B" w:usb2="00000009" w:usb3="00000000" w:csb0="000001FF" w:csb1="00000000"/>
   </w:font>
+  <w:font w:name="Segoe UI">
+    <w:panose1 w:val="020B0502040204020203"/>
+    <w:charset w:val="00"/>
+    <w:family w:val="swiss"/>
+    <w:pitch w:val="variable"/>
+    <w:sig w:usb0="E4002EFF" w:usb1="C000E47F" w:usb2="00000009" w:usb3="00000000" w:csb0="000001FF" w:csb1="00000000"/>
+  </w:font>
   <w:font w:name="Calibri Light">
     <w:panose1 w:val="020F0302020204030204"/>
     <w:charset w:val="00"/>
@@ -9538,8 +9291,10 @@
   </w:compat>
   <w:rsids>
     <w:rsidRoot w:val="00E03788"/>
+    <w:rsid w:val="00034282"/>
     <w:rsid w:val="00174631"/>
     <w:rsid w:val="00716ABA"/>
+    <w:rsid w:val="00AF7A22"/>
     <w:rsid w:val="00E03788"/>
   </w:rsids>
   <m:mathPr>
@@ -9999,14 +9754,6 @@
       <w:color w:val="808080"/>
     </w:rPr>
   </w:style>
-  <w:style w:type="paragraph" w:customStyle="1" w:styleId="2F18A87070CE40798233AF55DEEE5653">
-    <w:name w:val="2F18A87070CE40798233AF55DEEE5653"/>
-    <w:rsid w:val="00E03788"/>
-  </w:style>
-  <w:style w:type="paragraph" w:customStyle="1" w:styleId="2E5E5A0790C64D958886B4ED5E65D84C">
-    <w:name w:val="2E5E5A0790C64D958886B4ED5E65D84C"/>
-    <w:rsid w:val="00716ABA"/>
-  </w:style>
   <w:style w:type="paragraph" w:customStyle="1" w:styleId="92BDC6D8BAE0496F9BC43CDC8F7FB3F9">
     <w:name w:val="92BDC6D8BAE0496F9BC43CDC8F7FB3F9"/>
     <w:rsid w:val="00716ABA"/>
